--- a/res/programmes/Cybersecurity-for-IT-Teams-27h.docx
+++ b/res/programmes/Cybersecurity-for-IT-Teams-27h.docx
@@ -198,7 +198,7 @@
         <w:pStyle w:val="ProgBody"/>
       </w:pPr>
       <w:r>
-        <w:t>This programme gives IT teams the security knowledge they need in their daily work. Participants learn how attackers operate, then secure networks, Windows and Linux endpoints, access and data, run the basic security operations that make ransomware survivable, and respond to an incident following NIST SP 800-61 Rev. 3. They finish with governance: policies, ISO/IEC 27001:2022, NIST CSF 2.0, GDPR and the Tunisian personal data protection law. Every chapter ends with a lab or exercise, and the programme closes with a final project in which teams assess a small company and present a hardening plan.</w:t>
+        <w:t>This programme gives IT teams the security knowledge they need in their daily work. Participants learn how attackers operate, then secure networks, Windows and Linux endpoints, access and data, run the basic security operations that make recovery from ransomware possible, and respond to an incident following NIST SP 800-61 Rev. 3. They finish with governance: policies, ISO/IEC 27001:2022, NIST CSF 2.0, GDPR and Tunisian Organic Law 2004-63 on personal data protection. Every chapter ends with a lab or exercise, and the programme closes with a final project in which teams assess a small company and present a hardening plan.</w:t>
       </w:r>
     </w:p>
     <w:p>

--- a/res/programmes/Cybersecurity-for-IT-Teams-27h.docx
+++ b/res/programmes/Cybersecurity-for-IT-Teams-27h.docx
@@ -32,7 +32,13 @@
                     <pic:cNvPicPr/>
                   </pic:nvPicPr>
                   <pic:blipFill>
-                    <a:blip r:embed="rId12"/>
+                    <a:blip r:embed="rId12">
+                      <a:extLst>
+                        <a:ext uri="{96DAC541-7B7A-43D3-8B79-37D633B846F1}">
+                          <asvg:svgBlip xmlns:asvg="http://schemas.microsoft.com/office/drawing/2016/SVG/main" r:embed="rId13"/>
+                        </a:ext>
+                      </a:extLst>
+                    </a:blip>
                     <a:stretch>
                       <a:fillRect/>
                     </a:stretch>
@@ -118,7 +124,7 @@
             <w:r>
               <w:drawing>
                 <wp:inline xmlns:a="http://schemas.openxmlformats.org/drawingml/2006/main" xmlns:pic="http://schemas.openxmlformats.org/drawingml/2006/picture">
-                  <wp:extent cx="516649" cy="486000"/>
+                  <wp:extent cx="516563" cy="486000"/>
                   <wp:docPr id="901" name="Picture 901"/>
                   <wp:cNvGraphicFramePr>
                     <a:graphicFrameLocks noChangeAspect="1"/>
@@ -131,7 +137,13 @@
                           <pic:cNvPicPr/>
                         </pic:nvPicPr>
                         <pic:blipFill>
-                          <a:blip r:embed="rId13"/>
+                          <a:blip r:embed="rId14">
+                            <a:extLst>
+                              <a:ext uri="{96DAC541-7B7A-43D3-8B79-37D633B846F1}">
+                                <asvg:svgBlip xmlns:asvg="http://schemas.microsoft.com/office/drawing/2016/SVG/main" r:embed="rId15"/>
+                              </a:ext>
+                            </a:extLst>
+                          </a:blip>
                           <a:stretch>
                             <a:fillRect/>
                           </a:stretch>
@@ -139,7 +151,7 @@
                         <pic:spPr>
                           <a:xfrm>
                             <a:off x="0" y="0"/>
-                            <a:ext cx="516649" cy="486000"/>
+                            <a:ext cx="516563" cy="486000"/>
                           </a:xfrm>
                           <a:prstGeom prst="rect"/>
                         </pic:spPr>
@@ -2047,7 +2059,7 @@
     <w:r>
       <w:drawing>
         <wp:inline xmlns:a="http://schemas.openxmlformats.org/drawingml/2006/main" xmlns:pic="http://schemas.openxmlformats.org/drawingml/2006/picture">
-          <wp:extent cx="114811" cy="108000"/>
+          <wp:extent cx="114792" cy="108000"/>
           <wp:docPr id="1" name="Picture 1"/>
           <wp:cNvGraphicFramePr>
             <a:graphicFrameLocks noChangeAspect="1"/>
@@ -2060,7 +2072,13 @@
                   <pic:cNvPicPr/>
                 </pic:nvPicPr>
                 <pic:blipFill>
-                  <a:blip r:embed="rId1"/>
+                  <a:blip r:embed="rId1">
+                    <a:extLst>
+                      <a:ext uri="{96DAC541-7B7A-43D3-8B79-37D633B846F1}">
+                        <asvg:svgBlip xmlns:asvg="http://schemas.microsoft.com/office/drawing/2016/SVG/main" r:embed="rId2"/>
+                      </a:ext>
+                    </a:extLst>
+                  </a:blip>
                   <a:stretch>
                     <a:fillRect/>
                   </a:stretch>
@@ -2068,7 +2086,7 @@
                 <pic:spPr>
                   <a:xfrm>
                     <a:off x="0" y="0"/>
-                    <a:ext cx="114811" cy="108000"/>
+                    <a:ext cx="114792" cy="108000"/>
                   </a:xfrm>
                   <a:prstGeom prst="rect"/>
                 </pic:spPr>
